--- a/documents/Вальковец_отчет_учебная_практика_Flask.docx
+++ b/documents/Вальковец_отчет_учебная_практика_Flask.docx
@@ -191,6 +191,12 @@
           <w:lang w:val="ru-RU"/>
         </w:rPr>
         <w:t>Ф.И.О. студента: Вальковец Владимир</w:t>
+      </w:r>
+      <w:r>
+        <w:rPr>
+          <w:lang w:val="ru-RU"/>
+        </w:rPr>
+        <w:t xml:space="preserve"> Михайлович</w:t>
       </w:r>
     </w:p>
     <w:p>
